--- a/docs/PRD_零件OTS认可AI_Agent.docx
+++ b/docs/PRD_零件OTS认可AI_Agent.docx
@@ -9958,7 +9958,7 @@
                 <w:sz w:val="20"/>
                 <w:szCs w:val="20"/>
               </w:rPr>
-              <w:t xml:space="preserve">LLM推理（vLLM GPU云服务）</w:t>
+              <w:t xml:space="preserve">LLM推理（DeepSeek V4 API 云端调用）</w:t>
             </w:r>
           </w:p>
         </w:tc>
@@ -10020,7 +10020,7 @@
                 <w:sz w:val="20"/>
                 <w:szCs w:val="20"/>
               </w:rPr>
-              <w:t xml:space="preserve">Qwen3-VL-32B + Qwen3-32B，按调用量</w:t>
+              <w:t xml:space="preserve">DeepSeek V4 统一模型，按 token 量</w:t>
             </w:r>
           </w:p>
         </w:tc>
@@ -10118,7 +10118,7 @@
                 <w:sz w:val="20"/>
                 <w:szCs w:val="20"/>
               </w:rPr>
-              <w:t xml:space="preserve">8C16G + GPU T4（测试环境）</w:t>
+              <w:t xml:space="preserve">4C8G（轻量 API 调用）</w:t>
             </w:r>
           </w:p>
         </w:tc>
@@ -13347,7 +13347,7 @@
                 <w:sz w:val="20"/>
                 <w:szCs w:val="20"/>
               </w:rPr>
-              <w:t xml:space="preserve">vLLM OpenAI兼容API</w:t>
+              <w:t xml:space="preserve">DeepSeek OpenAI 兼容 API</w:t>
             </w:r>
           </w:p>
         </w:tc>
@@ -13409,7 +13409,7 @@
                 <w:sz w:val="20"/>
                 <w:szCs w:val="20"/>
               </w:rPr>
-              <w:t xml:space="preserve">Qwen3-VL-32B</w:t>
+              <w:t xml:space="preserve">DeepSeek V4</w:t>
             </w:r>
           </w:p>
         </w:tc>
@@ -13959,7 +13959,7 @@
           <w:sz w:val="24"/>
           <w:szCs w:val="24"/>
         </w:rPr>
-        <w:t xml:space="preserve">邮件 Agent 拆分为两个独立Agent：邮件网关 Agent（IO密集型，不调LLM）和解析 Agent（LLM密集型，受GPU显存约束）。</w:t>
+        <w:t xml:space="preserve">邮件 Agent 拆分为两个独立Agent：邮件网关 Agent（IO密集型，不调LLM）和解析 Agent（AI型，API 调用 DeepSeek V4）。</w:t>
       </w:r>
     </w:p>
     <w:p>
@@ -15888,7 +15888,7 @@
           <w:sz w:val="24"/>
           <w:szCs w:val="24"/>
         </w:rPr>
-        <w:t xml:space="preserve">解析 Agent 从原邮件Agent中拆分而来，专注于LLM密集型计算任务。受GPU显存约束，需控制并发调用。</w:t>
+        <w:t xml:space="preserve">解析 Agent 从原邮件Agent中拆分而来，专注于 AI 计算任务。通过 API 调用 DeepSeek V4，按 API 速率限制控制并发。</w:t>
       </w:r>
     </w:p>
     <w:p>
@@ -16041,7 +16041,7 @@
           <w:sz w:val="24"/>
           <w:szCs w:val="24"/>
         </w:rPr>
-        <w:t xml:space="preserve">Qwen3-VL-32B（主力，多模态视觉+文本理解）或 Qwen3-30B-A3B（轻量替代，适用于文本为主的文档）。通过vLLM部署，OpenAI兼容API调用。</w:t>
+        <w:t xml:space="preserve">DeepSeek V4（统一多模态模型，文本+视觉一体）。通过 DeepSeek API 调用，OpenAI 兼容接口。</w:t>
       </w:r>
     </w:p>
     <w:p>
@@ -16078,7 +16078,7 @@
           <w:sz w:val="24"/>
           <w:szCs w:val="24"/>
         </w:rPr>
-        <w:t xml:space="preserve">单GPU（T4 16GB）最大并发2个VL推理请求。超出并发限制的请求在 asyncio.Queue 中排队，FIFO消费。</w:t>
+        <w:t xml:space="preserve">按 DeepSeek API 速率限制控制并发（默认 60 RPM）。超出限制自动退避重试。</w:t>
       </w:r>
     </w:p>
     <w:p>
@@ -16315,7 +16315,7 @@
           <w:sz w:val="24"/>
           <w:szCs w:val="24"/>
         </w:rPr>
-        <w:t xml:space="preserve">规则引擎（Python dict/JSON配置）+ LLM（Qwen3-32B）+ pgvector（RAG向量检索）。</w:t>
+        <w:t xml:space="preserve">规则引擎（Python dict/JSON配置）+ LLM（DeepSeek V4）+ pgvector（RAG向量检索）。</w:t>
       </w:r>
     </w:p>
     <w:p>
@@ -16506,7 +16506,7 @@
           <w:sz w:val="24"/>
           <w:szCs w:val="24"/>
         </w:rPr>
-        <w:t xml:space="preserve">Qwen3-32B（启用thinking模式，提升报告质量和推理深度）。</w:t>
+        <w:t xml:space="preserve">DeepSeek V4（启用 thinking/reasoning 模式，提升报告质量和推理深度）。</w:t>
       </w:r>
     </w:p>
     <w:p>
@@ -18965,7 +18965,7 @@
                 <w:sz w:val="20"/>
                 <w:szCs w:val="20"/>
               </w:rPr>
-              <w:t xml:space="preserve">解析Agent受GPU显存约束（T4/2并发），网关不受限</w:t>
+              <w:t xml:space="preserve">解析 Agent 受 API 速率限制，网关不受限</w:t>
             </w:r>
           </w:p>
         </w:tc>
